--- a/BT_day11/XpathHomeWork_Day 11.docx
+++ b/BT_day11/XpathHomeWork_Day 11.docx
@@ -11,6 +11,7 @@
           <w:szCs w:val="26"/>
         </w:rPr>
       </w:pPr>
+      <w:proofErr w:type="spellStart"/>
       <w:r>
         <w:rPr>
           <w:rFonts w:cs="Times New Roman"/>
@@ -18,8 +19,9 @@
           <w:sz w:val="26"/>
           <w:szCs w:val="26"/>
         </w:rPr>
-        <w:t xml:space="preserve">Bài </w:t>
-      </w:r>
+        <w:t>Bài</w:t>
+      </w:r>
+      <w:proofErr w:type="spellEnd"/>
       <w:r>
         <w:rPr>
           <w:rFonts w:cs="Times New Roman"/>
@@ -27,6 +29,15 @@
           <w:sz w:val="26"/>
           <w:szCs w:val="26"/>
         </w:rPr>
+        <w:t xml:space="preserve"> </w:t>
+      </w:r>
+      <w:r>
+        <w:rPr>
+          <w:rFonts w:cs="Times New Roman"/>
+          <w:b/>
+          <w:sz w:val="26"/>
+          <w:szCs w:val="26"/>
+        </w:rPr>
         <w:t>1</w:t>
       </w:r>
       <w:r>
@@ -38,13 +49,23 @@
         </w:rPr>
         <w:t xml:space="preserve">: </w:t>
       </w:r>
-      <w:r>
-        <w:rPr>
-          <w:rFonts w:cs="Times New Roman"/>
-          <w:sz w:val="26"/>
-          <w:szCs w:val="26"/>
-        </w:rPr>
-        <w:t xml:space="preserve">vào </w:t>
+      <w:proofErr w:type="spellStart"/>
+      <w:r>
+        <w:rPr>
+          <w:rFonts w:cs="Times New Roman"/>
+          <w:sz w:val="26"/>
+          <w:szCs w:val="26"/>
+        </w:rPr>
+        <w:t>vào</w:t>
+      </w:r>
+      <w:proofErr w:type="spellEnd"/>
+      <w:r>
+        <w:rPr>
+          <w:rFonts w:cs="Times New Roman"/>
+          <w:sz w:val="26"/>
+          <w:szCs w:val="26"/>
+        </w:rPr>
+        <w:t xml:space="preserve"> </w:t>
       </w:r>
       <w:r>
         <w:rPr>
@@ -99,6 +120,7 @@
           <w:szCs w:val="26"/>
         </w:rPr>
       </w:pPr>
+      <w:proofErr w:type="spellStart"/>
       <w:r>
         <w:rPr>
           <w:rFonts w:cs="Times New Roman"/>
@@ -113,7 +135,52 @@
           <w:sz w:val="26"/>
           <w:szCs w:val="26"/>
         </w:rPr>
-        <w:t xml:space="preserve">ìm xPath của </w:t>
+        <w:t>ìm</w:t>
+      </w:r>
+      <w:proofErr w:type="spellEnd"/>
+      <w:r>
+        <w:rPr>
+          <w:rFonts w:cs="Times New Roman"/>
+          <w:sz w:val="26"/>
+          <w:szCs w:val="26"/>
+        </w:rPr>
+        <w:t xml:space="preserve"> </w:t>
+      </w:r>
+      <w:proofErr w:type="spellStart"/>
+      <w:r>
+        <w:rPr>
+          <w:rFonts w:cs="Times New Roman"/>
+          <w:sz w:val="26"/>
+          <w:szCs w:val="26"/>
+        </w:rPr>
+        <w:t>xPath</w:t>
+      </w:r>
+      <w:proofErr w:type="spellEnd"/>
+      <w:r>
+        <w:rPr>
+          <w:rFonts w:cs="Times New Roman"/>
+          <w:sz w:val="26"/>
+          <w:szCs w:val="26"/>
+        </w:rPr>
+        <w:t xml:space="preserve"> </w:t>
+      </w:r>
+      <w:proofErr w:type="spellStart"/>
+      <w:r>
+        <w:rPr>
+          <w:rFonts w:cs="Times New Roman"/>
+          <w:sz w:val="26"/>
+          <w:szCs w:val="26"/>
+        </w:rPr>
+        <w:t>của</w:t>
+      </w:r>
+      <w:proofErr w:type="spellEnd"/>
+      <w:r>
+        <w:rPr>
+          <w:rFonts w:cs="Times New Roman"/>
+          <w:sz w:val="26"/>
+          <w:szCs w:val="26"/>
+        </w:rPr>
+        <w:t xml:space="preserve"> </w:t>
       </w:r>
       <w:r>
         <w:rPr>
@@ -139,45 +206,237 @@
         </w:rPr>
         <w:t xml:space="preserve">checkbox </w:t>
       </w:r>
-      <w:r>
-        <w:rPr>
-          <w:rFonts w:cs="Times New Roman"/>
-          <w:sz w:val="26"/>
-          <w:szCs w:val="26"/>
-        </w:rPr>
-        <w:t>trong ả</w:t>
-      </w:r>
-      <w:r>
-        <w:rPr>
-          <w:rFonts w:cs="Times New Roman"/>
-          <w:sz w:val="26"/>
-          <w:szCs w:val="26"/>
-        </w:rPr>
-        <w:t>nh sau</w:t>
-      </w:r>
-      <w:r>
-        <w:rPr>
-          <w:rFonts w:cs="Times New Roman"/>
-          <w:sz w:val="26"/>
-          <w:szCs w:val="26"/>
-        </w:rPr>
-        <w:t xml:space="preserve"> và dropdownlist 4- Select State</w:t>
-      </w:r>
-      <w:r>
-        <w:rPr>
-          <w:rFonts w:cs="Times New Roman"/>
-          <w:sz w:val="26"/>
-          <w:szCs w:val="26"/>
-        </w:rPr>
-        <w:t>, đặt tên và</w:t>
-      </w:r>
-      <w:r>
-        <w:rPr>
-          <w:rFonts w:cs="Times New Roman"/>
-          <w:sz w:val="26"/>
-          <w:szCs w:val="26"/>
-        </w:rPr>
-        <w:t xml:space="preserve"> điền xPath vào bảng.</w:t>
+      <w:proofErr w:type="spellStart"/>
+      <w:r>
+        <w:rPr>
+          <w:rFonts w:cs="Times New Roman"/>
+          <w:sz w:val="26"/>
+          <w:szCs w:val="26"/>
+        </w:rPr>
+        <w:t>trong</w:t>
+      </w:r>
+      <w:proofErr w:type="spellEnd"/>
+      <w:r>
+        <w:rPr>
+          <w:rFonts w:cs="Times New Roman"/>
+          <w:sz w:val="26"/>
+          <w:szCs w:val="26"/>
+        </w:rPr>
+        <w:t xml:space="preserve"> </w:t>
+      </w:r>
+      <w:proofErr w:type="spellStart"/>
+      <w:r>
+        <w:rPr>
+          <w:rFonts w:cs="Times New Roman"/>
+          <w:sz w:val="26"/>
+          <w:szCs w:val="26"/>
+        </w:rPr>
+        <w:t>ả</w:t>
+      </w:r>
+      <w:r>
+        <w:rPr>
+          <w:rFonts w:cs="Times New Roman"/>
+          <w:sz w:val="26"/>
+          <w:szCs w:val="26"/>
+        </w:rPr>
+        <w:t>nh</w:t>
+      </w:r>
+      <w:proofErr w:type="spellEnd"/>
+      <w:r>
+        <w:rPr>
+          <w:rFonts w:cs="Times New Roman"/>
+          <w:sz w:val="26"/>
+          <w:szCs w:val="26"/>
+        </w:rPr>
+        <w:t xml:space="preserve"> </w:t>
+      </w:r>
+      <w:proofErr w:type="spellStart"/>
+      <w:r>
+        <w:rPr>
+          <w:rFonts w:cs="Times New Roman"/>
+          <w:sz w:val="26"/>
+          <w:szCs w:val="26"/>
+        </w:rPr>
+        <w:t>sau</w:t>
+      </w:r>
+      <w:proofErr w:type="spellEnd"/>
+      <w:r>
+        <w:rPr>
+          <w:rFonts w:cs="Times New Roman"/>
+          <w:sz w:val="26"/>
+          <w:szCs w:val="26"/>
+        </w:rPr>
+        <w:t xml:space="preserve"> </w:t>
+      </w:r>
+      <w:proofErr w:type="spellStart"/>
+      <w:r>
+        <w:rPr>
+          <w:rFonts w:cs="Times New Roman"/>
+          <w:sz w:val="26"/>
+          <w:szCs w:val="26"/>
+        </w:rPr>
+        <w:t>và</w:t>
+      </w:r>
+      <w:proofErr w:type="spellEnd"/>
+      <w:r>
+        <w:rPr>
+          <w:rFonts w:cs="Times New Roman"/>
+          <w:sz w:val="26"/>
+          <w:szCs w:val="26"/>
+        </w:rPr>
+        <w:t xml:space="preserve"> </w:t>
+      </w:r>
+      <w:proofErr w:type="spellStart"/>
+      <w:r>
+        <w:rPr>
+          <w:rFonts w:cs="Times New Roman"/>
+          <w:sz w:val="26"/>
+          <w:szCs w:val="26"/>
+        </w:rPr>
+        <w:t>dropdownlist</w:t>
+      </w:r>
+      <w:proofErr w:type="spellEnd"/>
+      <w:r>
+        <w:rPr>
+          <w:rFonts w:cs="Times New Roman"/>
+          <w:sz w:val="26"/>
+          <w:szCs w:val="26"/>
+        </w:rPr>
+        <w:t xml:space="preserve"> 4- Select State</w:t>
+      </w:r>
+      <w:r>
+        <w:rPr>
+          <w:rFonts w:cs="Times New Roman"/>
+          <w:sz w:val="26"/>
+          <w:szCs w:val="26"/>
+        </w:rPr>
+        <w:t xml:space="preserve">, </w:t>
+      </w:r>
+      <w:proofErr w:type="spellStart"/>
+      <w:r>
+        <w:rPr>
+          <w:rFonts w:cs="Times New Roman"/>
+          <w:sz w:val="26"/>
+          <w:szCs w:val="26"/>
+        </w:rPr>
+        <w:t>đặt</w:t>
+      </w:r>
+      <w:proofErr w:type="spellEnd"/>
+      <w:r>
+        <w:rPr>
+          <w:rFonts w:cs="Times New Roman"/>
+          <w:sz w:val="26"/>
+          <w:szCs w:val="26"/>
+        </w:rPr>
+        <w:t xml:space="preserve"> </w:t>
+      </w:r>
+      <w:proofErr w:type="spellStart"/>
+      <w:r>
+        <w:rPr>
+          <w:rFonts w:cs="Times New Roman"/>
+          <w:sz w:val="26"/>
+          <w:szCs w:val="26"/>
+        </w:rPr>
+        <w:t>tên</w:t>
+      </w:r>
+      <w:proofErr w:type="spellEnd"/>
+      <w:r>
+        <w:rPr>
+          <w:rFonts w:cs="Times New Roman"/>
+          <w:sz w:val="26"/>
+          <w:szCs w:val="26"/>
+        </w:rPr>
+        <w:t xml:space="preserve"> </w:t>
+      </w:r>
+      <w:proofErr w:type="spellStart"/>
+      <w:r>
+        <w:rPr>
+          <w:rFonts w:cs="Times New Roman"/>
+          <w:sz w:val="26"/>
+          <w:szCs w:val="26"/>
+        </w:rPr>
+        <w:t>và</w:t>
+      </w:r>
+      <w:proofErr w:type="spellEnd"/>
+      <w:r>
+        <w:rPr>
+          <w:rFonts w:cs="Times New Roman"/>
+          <w:sz w:val="26"/>
+          <w:szCs w:val="26"/>
+        </w:rPr>
+        <w:t xml:space="preserve"> </w:t>
+      </w:r>
+      <w:proofErr w:type="spellStart"/>
+      <w:r>
+        <w:rPr>
+          <w:rFonts w:cs="Times New Roman"/>
+          <w:sz w:val="26"/>
+          <w:szCs w:val="26"/>
+        </w:rPr>
+        <w:t>điền</w:t>
+      </w:r>
+      <w:proofErr w:type="spellEnd"/>
+      <w:r>
+        <w:rPr>
+          <w:rFonts w:cs="Times New Roman"/>
+          <w:sz w:val="26"/>
+          <w:szCs w:val="26"/>
+        </w:rPr>
+        <w:t xml:space="preserve"> </w:t>
+      </w:r>
+      <w:proofErr w:type="spellStart"/>
+      <w:r>
+        <w:rPr>
+          <w:rFonts w:cs="Times New Roman"/>
+          <w:sz w:val="26"/>
+          <w:szCs w:val="26"/>
+        </w:rPr>
+        <w:t>xPath</w:t>
+      </w:r>
+      <w:proofErr w:type="spellEnd"/>
+      <w:r>
+        <w:rPr>
+          <w:rFonts w:cs="Times New Roman"/>
+          <w:sz w:val="26"/>
+          <w:szCs w:val="26"/>
+        </w:rPr>
+        <w:t xml:space="preserve"> </w:t>
+      </w:r>
+      <w:proofErr w:type="spellStart"/>
+      <w:r>
+        <w:rPr>
+          <w:rFonts w:cs="Times New Roman"/>
+          <w:sz w:val="26"/>
+          <w:szCs w:val="26"/>
+        </w:rPr>
+        <w:t>vào</w:t>
+      </w:r>
+      <w:proofErr w:type="spellEnd"/>
+      <w:r>
+        <w:rPr>
+          <w:rFonts w:cs="Times New Roman"/>
+          <w:sz w:val="26"/>
+          <w:szCs w:val="26"/>
+        </w:rPr>
+        <w:t xml:space="preserve"> </w:t>
+      </w:r>
+      <w:proofErr w:type="spellStart"/>
+      <w:r>
+        <w:rPr>
+          <w:rFonts w:cs="Times New Roman"/>
+          <w:sz w:val="26"/>
+          <w:szCs w:val="26"/>
+        </w:rPr>
+        <w:t>bảng</w:t>
+      </w:r>
+      <w:proofErr w:type="spellEnd"/>
+      <w:r>
+        <w:rPr>
+          <w:rFonts w:cs="Times New Roman"/>
+          <w:sz w:val="26"/>
+          <w:szCs w:val="26"/>
+        </w:rPr>
+        <w:t>.</w:t>
       </w:r>
     </w:p>
     <w:p>
@@ -335,14 +594,85 @@
                 <w:szCs w:val="26"/>
               </w:rPr>
             </w:pPr>
-            <w:r>
-              <w:rPr>
-                <w:rFonts w:cs="Times New Roman"/>
-                <w:b/>
-                <w:sz w:val="26"/>
-                <w:szCs w:val="26"/>
-              </w:rPr>
-              <w:t>Tên element (tự đặt tên)</w:t>
+            <w:proofErr w:type="spellStart"/>
+            <w:r>
+              <w:rPr>
+                <w:rFonts w:cs="Times New Roman"/>
+                <w:b/>
+                <w:sz w:val="26"/>
+                <w:szCs w:val="26"/>
+              </w:rPr>
+              <w:t>Tên</w:t>
+            </w:r>
+            <w:proofErr w:type="spellEnd"/>
+            <w:r>
+              <w:rPr>
+                <w:rFonts w:cs="Times New Roman"/>
+                <w:b/>
+                <w:sz w:val="26"/>
+                <w:szCs w:val="26"/>
+              </w:rPr>
+              <w:t xml:space="preserve"> element (</w:t>
+            </w:r>
+            <w:proofErr w:type="spellStart"/>
+            <w:r>
+              <w:rPr>
+                <w:rFonts w:cs="Times New Roman"/>
+                <w:b/>
+                <w:sz w:val="26"/>
+                <w:szCs w:val="26"/>
+              </w:rPr>
+              <w:t>tự</w:t>
+            </w:r>
+            <w:proofErr w:type="spellEnd"/>
+            <w:r>
+              <w:rPr>
+                <w:rFonts w:cs="Times New Roman"/>
+                <w:b/>
+                <w:sz w:val="26"/>
+                <w:szCs w:val="26"/>
+              </w:rPr>
+              <w:t xml:space="preserve"> </w:t>
+            </w:r>
+            <w:proofErr w:type="spellStart"/>
+            <w:r>
+              <w:rPr>
+                <w:rFonts w:cs="Times New Roman"/>
+                <w:b/>
+                <w:sz w:val="26"/>
+                <w:szCs w:val="26"/>
+              </w:rPr>
+              <w:t>đặt</w:t>
+            </w:r>
+            <w:proofErr w:type="spellEnd"/>
+            <w:r>
+              <w:rPr>
+                <w:rFonts w:cs="Times New Roman"/>
+                <w:b/>
+                <w:sz w:val="26"/>
+                <w:szCs w:val="26"/>
+              </w:rPr>
+              <w:t xml:space="preserve"> </w:t>
+            </w:r>
+            <w:proofErr w:type="spellStart"/>
+            <w:r>
+              <w:rPr>
+                <w:rFonts w:cs="Times New Roman"/>
+                <w:b/>
+                <w:sz w:val="26"/>
+                <w:szCs w:val="26"/>
+              </w:rPr>
+              <w:t>tên</w:t>
+            </w:r>
+            <w:proofErr w:type="spellEnd"/>
+            <w:r>
+              <w:rPr>
+                <w:rFonts w:cs="Times New Roman"/>
+                <w:b/>
+                <w:sz w:val="26"/>
+                <w:szCs w:val="26"/>
+              </w:rPr>
+              <w:t>)</w:t>
             </w:r>
           </w:p>
         </w:tc>
@@ -361,6 +691,7 @@
                 <w:szCs w:val="26"/>
               </w:rPr>
             </w:pPr>
+            <w:proofErr w:type="spellStart"/>
             <w:r>
               <w:rPr>
                 <w:rFonts w:cs="Times New Roman"/>
@@ -370,6 +701,9 @@
               </w:rPr>
               <w:t>xPath</w:t>
             </w:r>
+            <w:bookmarkStart w:id="0" w:name="_GoBack"/>
+            <w:bookmarkEnd w:id="0"/>
+            <w:proofErr w:type="spellEnd"/>
           </w:p>
         </w:tc>
         <w:tc>
@@ -414,6 +748,7 @@
                 <w:szCs w:val="26"/>
               </w:rPr>
             </w:pPr>
+            <w:proofErr w:type="spellStart"/>
             <w:r>
               <w:rPr>
                 <w:rFonts w:cs="Times New Roman"/>
@@ -422,6 +757,7 @@
               </w:rPr>
               <w:t>chbSport</w:t>
             </w:r>
+            <w:proofErr w:type="spellEnd"/>
           </w:p>
         </w:tc>
         <w:tc>
@@ -476,6 +812,7 @@
                 <w:szCs w:val="26"/>
               </w:rPr>
             </w:pPr>
+            <w:proofErr w:type="spellStart"/>
             <w:r>
               <w:rPr>
                 <w:rFonts w:cs="Times New Roman"/>
@@ -484,6 +821,7 @@
               </w:rPr>
               <w:t>chbReading</w:t>
             </w:r>
+            <w:proofErr w:type="spellEnd"/>
           </w:p>
         </w:tc>
         <w:tc>
@@ -542,6 +880,7 @@
                 <w:szCs w:val="26"/>
               </w:rPr>
             </w:pPr>
+            <w:proofErr w:type="spellStart"/>
             <w:r>
               <w:rPr>
                 <w:rFonts w:cs="Times New Roman"/>
@@ -550,6 +889,7 @@
               </w:rPr>
               <w:t>chbMusic</w:t>
             </w:r>
+            <w:proofErr w:type="spellEnd"/>
           </w:p>
         </w:tc>
         <w:tc>
@@ -568,7 +908,7 @@
               </w:rPr>
             </w:pPr>
             <w:r>
-              <w:t>//label[@for='hobbies-checkbox-2</w:t>
+              <w:t>//label[@for='hobbies-checkbox-3</w:t>
             </w:r>
             <w:r>
               <w:t>']/parent::div/input</w:t>
@@ -608,6 +948,7 @@
                 <w:szCs w:val="26"/>
               </w:rPr>
             </w:pPr>
+            <w:proofErr w:type="spellStart"/>
             <w:r>
               <w:rPr>
                 <w:rFonts w:cs="Times New Roman"/>
@@ -616,6 +957,7 @@
               </w:rPr>
               <w:t>selectState</w:t>
             </w:r>
+            <w:proofErr w:type="spellEnd"/>
           </w:p>
         </w:tc>
         <w:tc>
@@ -680,8 +1022,6 @@
           <w:szCs w:val="26"/>
         </w:rPr>
       </w:pPr>
-      <w:bookmarkStart w:id="0" w:name="_GoBack"/>
-      <w:bookmarkEnd w:id="0"/>
     </w:p>
     <w:p>
       <w:pPr>
@@ -693,6 +1033,7 @@
           <w:szCs w:val="26"/>
         </w:rPr>
       </w:pPr>
+      <w:proofErr w:type="spellStart"/>
       <w:r>
         <w:rPr>
           <w:rFonts w:cs="Times New Roman"/>
@@ -700,8 +1041,9 @@
           <w:sz w:val="26"/>
           <w:szCs w:val="26"/>
         </w:rPr>
-        <w:t>Bài 2</w:t>
-      </w:r>
+        <w:t>Bài</w:t>
+      </w:r>
+      <w:proofErr w:type="spellEnd"/>
       <w:r>
         <w:rPr>
           <w:rFonts w:cs="Times New Roman"/>
@@ -709,24 +1051,53 @@
           <w:sz w:val="26"/>
           <w:szCs w:val="26"/>
         </w:rPr>
+        <w:t xml:space="preserve"> 2</w:t>
+      </w:r>
+      <w:r>
+        <w:rPr>
+          <w:rFonts w:cs="Times New Roman"/>
+          <w:b/>
+          <w:sz w:val="26"/>
+          <w:szCs w:val="26"/>
+        </w:rPr>
         <w:t xml:space="preserve">: </w:t>
       </w:r>
-      <w:r>
-        <w:rPr>
-          <w:rFonts w:cs="Times New Roman"/>
-          <w:sz w:val="26"/>
-          <w:szCs w:val="26"/>
-        </w:rPr>
-        <w:t xml:space="preserve">vào </w:t>
-      </w:r>
-      <w:r>
-        <w:rPr>
-          <w:rFonts w:cs="Times New Roman"/>
-          <w:sz w:val="26"/>
-          <w:szCs w:val="26"/>
-        </w:rPr>
-        <w:t>link sau</w:t>
-      </w:r>
+      <w:proofErr w:type="spellStart"/>
+      <w:r>
+        <w:rPr>
+          <w:rFonts w:cs="Times New Roman"/>
+          <w:sz w:val="26"/>
+          <w:szCs w:val="26"/>
+        </w:rPr>
+        <w:t>vào</w:t>
+      </w:r>
+      <w:proofErr w:type="spellEnd"/>
+      <w:r>
+        <w:rPr>
+          <w:rFonts w:cs="Times New Roman"/>
+          <w:sz w:val="26"/>
+          <w:szCs w:val="26"/>
+        </w:rPr>
+        <w:t xml:space="preserve"> </w:t>
+      </w:r>
+      <w:r>
+        <w:rPr>
+          <w:rFonts w:cs="Times New Roman"/>
+          <w:sz w:val="26"/>
+          <w:szCs w:val="26"/>
+        </w:rPr>
+        <w:t xml:space="preserve">link </w:t>
+      </w:r>
+      <w:proofErr w:type="spellStart"/>
+      <w:r>
+        <w:rPr>
+          <w:rFonts w:cs="Times New Roman"/>
+          <w:sz w:val="26"/>
+          <w:szCs w:val="26"/>
+        </w:rPr>
+        <w:t>sau</w:t>
+      </w:r>
+      <w:proofErr w:type="spellEnd"/>
       <w:r>
         <w:rPr>
           <w:rFonts w:cs="Times New Roman"/>
@@ -824,13 +1195,95 @@
           <w:szCs w:val="26"/>
         </w:rPr>
       </w:pPr>
-      <w:r>
-        <w:rPr>
-          <w:rFonts w:cs="Times New Roman"/>
-          <w:sz w:val="26"/>
-          <w:szCs w:val="26"/>
-        </w:rPr>
-        <w:t>Tìm xpath nút click cho dòng contact Maria Anders</w:t>
+      <w:proofErr w:type="spellStart"/>
+      <w:r>
+        <w:rPr>
+          <w:rFonts w:cs="Times New Roman"/>
+          <w:sz w:val="26"/>
+          <w:szCs w:val="26"/>
+        </w:rPr>
+        <w:t>Tìm</w:t>
+      </w:r>
+      <w:proofErr w:type="spellEnd"/>
+      <w:r>
+        <w:rPr>
+          <w:rFonts w:cs="Times New Roman"/>
+          <w:sz w:val="26"/>
+          <w:szCs w:val="26"/>
+        </w:rPr>
+        <w:t xml:space="preserve"> </w:t>
+      </w:r>
+      <w:proofErr w:type="spellStart"/>
+      <w:r>
+        <w:rPr>
+          <w:rFonts w:cs="Times New Roman"/>
+          <w:sz w:val="26"/>
+          <w:szCs w:val="26"/>
+        </w:rPr>
+        <w:t>xpath</w:t>
+      </w:r>
+      <w:proofErr w:type="spellEnd"/>
+      <w:r>
+        <w:rPr>
+          <w:rFonts w:cs="Times New Roman"/>
+          <w:sz w:val="26"/>
+          <w:szCs w:val="26"/>
+        </w:rPr>
+        <w:t xml:space="preserve"> </w:t>
+      </w:r>
+      <w:proofErr w:type="spellStart"/>
+      <w:r>
+        <w:rPr>
+          <w:rFonts w:cs="Times New Roman"/>
+          <w:sz w:val="26"/>
+          <w:szCs w:val="26"/>
+        </w:rPr>
+        <w:t>nút</w:t>
+      </w:r>
+      <w:proofErr w:type="spellEnd"/>
+      <w:r>
+        <w:rPr>
+          <w:rFonts w:cs="Times New Roman"/>
+          <w:sz w:val="26"/>
+          <w:szCs w:val="26"/>
+        </w:rPr>
+        <w:t xml:space="preserve"> click </w:t>
+      </w:r>
+      <w:proofErr w:type="spellStart"/>
+      <w:r>
+        <w:rPr>
+          <w:rFonts w:cs="Times New Roman"/>
+          <w:sz w:val="26"/>
+          <w:szCs w:val="26"/>
+        </w:rPr>
+        <w:t>cho</w:t>
+      </w:r>
+      <w:proofErr w:type="spellEnd"/>
+      <w:r>
+        <w:rPr>
+          <w:rFonts w:cs="Times New Roman"/>
+          <w:sz w:val="26"/>
+          <w:szCs w:val="26"/>
+        </w:rPr>
+        <w:t xml:space="preserve"> </w:t>
+      </w:r>
+      <w:proofErr w:type="spellStart"/>
+      <w:r>
+        <w:rPr>
+          <w:rFonts w:cs="Times New Roman"/>
+          <w:sz w:val="26"/>
+          <w:szCs w:val="26"/>
+        </w:rPr>
+        <w:t>dòng</w:t>
+      </w:r>
+      <w:proofErr w:type="spellEnd"/>
+      <w:r>
+        <w:rPr>
+          <w:rFonts w:cs="Times New Roman"/>
+          <w:sz w:val="26"/>
+          <w:szCs w:val="26"/>
+        </w:rPr>
+        <w:t xml:space="preserve"> contact Maria Anders</w:t>
       </w:r>
     </w:p>
     <w:p>
@@ -846,13 +1299,95 @@
           <w:szCs w:val="26"/>
         </w:rPr>
       </w:pPr>
-      <w:r>
-        <w:rPr>
-          <w:rFonts w:cs="Times New Roman"/>
-          <w:sz w:val="26"/>
-          <w:szCs w:val="26"/>
-        </w:rPr>
-        <w:t>Tìm xpath nút click cho dòng Salary 7000</w:t>
+      <w:proofErr w:type="spellStart"/>
+      <w:r>
+        <w:rPr>
+          <w:rFonts w:cs="Times New Roman"/>
+          <w:sz w:val="26"/>
+          <w:szCs w:val="26"/>
+        </w:rPr>
+        <w:t>Tìm</w:t>
+      </w:r>
+      <w:proofErr w:type="spellEnd"/>
+      <w:r>
+        <w:rPr>
+          <w:rFonts w:cs="Times New Roman"/>
+          <w:sz w:val="26"/>
+          <w:szCs w:val="26"/>
+        </w:rPr>
+        <w:t xml:space="preserve"> </w:t>
+      </w:r>
+      <w:proofErr w:type="spellStart"/>
+      <w:r>
+        <w:rPr>
+          <w:rFonts w:cs="Times New Roman"/>
+          <w:sz w:val="26"/>
+          <w:szCs w:val="26"/>
+        </w:rPr>
+        <w:t>xpath</w:t>
+      </w:r>
+      <w:proofErr w:type="spellEnd"/>
+      <w:r>
+        <w:rPr>
+          <w:rFonts w:cs="Times New Roman"/>
+          <w:sz w:val="26"/>
+          <w:szCs w:val="26"/>
+        </w:rPr>
+        <w:t xml:space="preserve"> </w:t>
+      </w:r>
+      <w:proofErr w:type="spellStart"/>
+      <w:r>
+        <w:rPr>
+          <w:rFonts w:cs="Times New Roman"/>
+          <w:sz w:val="26"/>
+          <w:szCs w:val="26"/>
+        </w:rPr>
+        <w:t>nút</w:t>
+      </w:r>
+      <w:proofErr w:type="spellEnd"/>
+      <w:r>
+        <w:rPr>
+          <w:rFonts w:cs="Times New Roman"/>
+          <w:sz w:val="26"/>
+          <w:szCs w:val="26"/>
+        </w:rPr>
+        <w:t xml:space="preserve"> click </w:t>
+      </w:r>
+      <w:proofErr w:type="spellStart"/>
+      <w:r>
+        <w:rPr>
+          <w:rFonts w:cs="Times New Roman"/>
+          <w:sz w:val="26"/>
+          <w:szCs w:val="26"/>
+        </w:rPr>
+        <w:t>cho</w:t>
+      </w:r>
+      <w:proofErr w:type="spellEnd"/>
+      <w:r>
+        <w:rPr>
+          <w:rFonts w:cs="Times New Roman"/>
+          <w:sz w:val="26"/>
+          <w:szCs w:val="26"/>
+        </w:rPr>
+        <w:t xml:space="preserve"> </w:t>
+      </w:r>
+      <w:proofErr w:type="spellStart"/>
+      <w:r>
+        <w:rPr>
+          <w:rFonts w:cs="Times New Roman"/>
+          <w:sz w:val="26"/>
+          <w:szCs w:val="26"/>
+        </w:rPr>
+        <w:t>dòng</w:t>
+      </w:r>
+      <w:proofErr w:type="spellEnd"/>
+      <w:r>
+        <w:rPr>
+          <w:rFonts w:cs="Times New Roman"/>
+          <w:sz w:val="26"/>
+          <w:szCs w:val="26"/>
+        </w:rPr>
+        <w:t xml:space="preserve"> Salary 7000</w:t>
       </w:r>
     </w:p>
     <w:p>
@@ -868,13 +1403,95 @@
           <w:szCs w:val="26"/>
         </w:rPr>
       </w:pPr>
-      <w:r>
-        <w:rPr>
-          <w:rFonts w:cs="Times New Roman"/>
-          <w:sz w:val="26"/>
-          <w:szCs w:val="26"/>
-        </w:rPr>
-        <w:t>Tìm xpath nút click cho dòng Italy</w:t>
+      <w:proofErr w:type="spellStart"/>
+      <w:r>
+        <w:rPr>
+          <w:rFonts w:cs="Times New Roman"/>
+          <w:sz w:val="26"/>
+          <w:szCs w:val="26"/>
+        </w:rPr>
+        <w:t>Tìm</w:t>
+      </w:r>
+      <w:proofErr w:type="spellEnd"/>
+      <w:r>
+        <w:rPr>
+          <w:rFonts w:cs="Times New Roman"/>
+          <w:sz w:val="26"/>
+          <w:szCs w:val="26"/>
+        </w:rPr>
+        <w:t xml:space="preserve"> </w:t>
+      </w:r>
+      <w:proofErr w:type="spellStart"/>
+      <w:r>
+        <w:rPr>
+          <w:rFonts w:cs="Times New Roman"/>
+          <w:sz w:val="26"/>
+          <w:szCs w:val="26"/>
+        </w:rPr>
+        <w:t>xpath</w:t>
+      </w:r>
+      <w:proofErr w:type="spellEnd"/>
+      <w:r>
+        <w:rPr>
+          <w:rFonts w:cs="Times New Roman"/>
+          <w:sz w:val="26"/>
+          <w:szCs w:val="26"/>
+        </w:rPr>
+        <w:t xml:space="preserve"> </w:t>
+      </w:r>
+      <w:proofErr w:type="spellStart"/>
+      <w:r>
+        <w:rPr>
+          <w:rFonts w:cs="Times New Roman"/>
+          <w:sz w:val="26"/>
+          <w:szCs w:val="26"/>
+        </w:rPr>
+        <w:t>nút</w:t>
+      </w:r>
+      <w:proofErr w:type="spellEnd"/>
+      <w:r>
+        <w:rPr>
+          <w:rFonts w:cs="Times New Roman"/>
+          <w:sz w:val="26"/>
+          <w:szCs w:val="26"/>
+        </w:rPr>
+        <w:t xml:space="preserve"> click </w:t>
+      </w:r>
+      <w:proofErr w:type="spellStart"/>
+      <w:r>
+        <w:rPr>
+          <w:rFonts w:cs="Times New Roman"/>
+          <w:sz w:val="26"/>
+          <w:szCs w:val="26"/>
+        </w:rPr>
+        <w:t>cho</w:t>
+      </w:r>
+      <w:proofErr w:type="spellEnd"/>
+      <w:r>
+        <w:rPr>
+          <w:rFonts w:cs="Times New Roman"/>
+          <w:sz w:val="26"/>
+          <w:szCs w:val="26"/>
+        </w:rPr>
+        <w:t xml:space="preserve"> </w:t>
+      </w:r>
+      <w:proofErr w:type="spellStart"/>
+      <w:r>
+        <w:rPr>
+          <w:rFonts w:cs="Times New Roman"/>
+          <w:sz w:val="26"/>
+          <w:szCs w:val="26"/>
+        </w:rPr>
+        <w:t>dòng</w:t>
+      </w:r>
+      <w:proofErr w:type="spellEnd"/>
+      <w:r>
+        <w:rPr>
+          <w:rFonts w:cs="Times New Roman"/>
+          <w:sz w:val="26"/>
+          <w:szCs w:val="26"/>
+        </w:rPr>
+        <w:t xml:space="preserve"> Italy</w:t>
       </w:r>
     </w:p>
     <w:tbl>
@@ -905,14 +1522,85 @@
                 <w:szCs w:val="26"/>
               </w:rPr>
             </w:pPr>
-            <w:r>
-              <w:rPr>
-                <w:rFonts w:cs="Times New Roman"/>
-                <w:b/>
-                <w:sz w:val="26"/>
-                <w:szCs w:val="26"/>
-              </w:rPr>
-              <w:t>Tên element (tự đặt tên)</w:t>
+            <w:proofErr w:type="spellStart"/>
+            <w:r>
+              <w:rPr>
+                <w:rFonts w:cs="Times New Roman"/>
+                <w:b/>
+                <w:sz w:val="26"/>
+                <w:szCs w:val="26"/>
+              </w:rPr>
+              <w:t>Tên</w:t>
+            </w:r>
+            <w:proofErr w:type="spellEnd"/>
+            <w:r>
+              <w:rPr>
+                <w:rFonts w:cs="Times New Roman"/>
+                <w:b/>
+                <w:sz w:val="26"/>
+                <w:szCs w:val="26"/>
+              </w:rPr>
+              <w:t xml:space="preserve"> element (</w:t>
+            </w:r>
+            <w:proofErr w:type="spellStart"/>
+            <w:r>
+              <w:rPr>
+                <w:rFonts w:cs="Times New Roman"/>
+                <w:b/>
+                <w:sz w:val="26"/>
+                <w:szCs w:val="26"/>
+              </w:rPr>
+              <w:t>tự</w:t>
+            </w:r>
+            <w:proofErr w:type="spellEnd"/>
+            <w:r>
+              <w:rPr>
+                <w:rFonts w:cs="Times New Roman"/>
+                <w:b/>
+                <w:sz w:val="26"/>
+                <w:szCs w:val="26"/>
+              </w:rPr>
+              <w:t xml:space="preserve"> </w:t>
+            </w:r>
+            <w:proofErr w:type="spellStart"/>
+            <w:r>
+              <w:rPr>
+                <w:rFonts w:cs="Times New Roman"/>
+                <w:b/>
+                <w:sz w:val="26"/>
+                <w:szCs w:val="26"/>
+              </w:rPr>
+              <w:t>đặt</w:t>
+            </w:r>
+            <w:proofErr w:type="spellEnd"/>
+            <w:r>
+              <w:rPr>
+                <w:rFonts w:cs="Times New Roman"/>
+                <w:b/>
+                <w:sz w:val="26"/>
+                <w:szCs w:val="26"/>
+              </w:rPr>
+              <w:t xml:space="preserve"> </w:t>
+            </w:r>
+            <w:proofErr w:type="spellStart"/>
+            <w:r>
+              <w:rPr>
+                <w:rFonts w:cs="Times New Roman"/>
+                <w:b/>
+                <w:sz w:val="26"/>
+                <w:szCs w:val="26"/>
+              </w:rPr>
+              <w:t>tên</w:t>
+            </w:r>
+            <w:proofErr w:type="spellEnd"/>
+            <w:r>
+              <w:rPr>
+                <w:rFonts w:cs="Times New Roman"/>
+                <w:b/>
+                <w:sz w:val="26"/>
+                <w:szCs w:val="26"/>
+              </w:rPr>
+              <w:t>)</w:t>
             </w:r>
           </w:p>
         </w:tc>
@@ -931,6 +1619,7 @@
                 <w:szCs w:val="26"/>
               </w:rPr>
             </w:pPr>
+            <w:proofErr w:type="spellStart"/>
             <w:r>
               <w:rPr>
                 <w:rFonts w:cs="Times New Roman"/>
@@ -940,6 +1629,7 @@
               </w:rPr>
               <w:t>xPath</w:t>
             </w:r>
+            <w:proofErr w:type="spellEnd"/>
           </w:p>
         </w:tc>
         <w:tc>
@@ -985,6 +1675,7 @@
                 <w:szCs w:val="26"/>
               </w:rPr>
             </w:pPr>
+            <w:proofErr w:type="spellStart"/>
             <w:r>
               <w:rPr>
                 <w:rFonts w:cs="Times New Roman"/>
@@ -994,6 +1685,7 @@
               </w:rPr>
               <w:t>linkMaria</w:t>
             </w:r>
+            <w:proofErr w:type="spellEnd"/>
           </w:p>
         </w:tc>
         <w:tc>
@@ -1018,7 +1710,27 @@
                 <w:sz w:val="26"/>
                 <w:szCs w:val="26"/>
               </w:rPr>
-              <w:t>//td[text()='Maria Anders']/parent::tr/td/a</w:t>
+              <w:t>//td[text()='Maria Anders']/parent::</w:t>
+            </w:r>
+            <w:proofErr w:type="spellStart"/>
+            <w:r>
+              <w:rPr>
+                <w:rFonts w:cs="Times New Roman"/>
+                <w:b/>
+                <w:sz w:val="26"/>
+                <w:szCs w:val="26"/>
+              </w:rPr>
+              <w:t>tr</w:t>
+            </w:r>
+            <w:proofErr w:type="spellEnd"/>
+            <w:r>
+              <w:rPr>
+                <w:rFonts w:cs="Times New Roman"/>
+                <w:b/>
+                <w:sz w:val="26"/>
+                <w:szCs w:val="26"/>
+              </w:rPr>
+              <w:t>/td/a</w:t>
             </w:r>
           </w:p>
         </w:tc>
@@ -1089,7 +1801,27 @@
                 <w:sz w:val="26"/>
                 <w:szCs w:val="26"/>
               </w:rPr>
-              <w:t>//td[text()='7000']/parent::tr/td/a</w:t>
+              <w:t>//td[text()='7000']/parent::</w:t>
+            </w:r>
+            <w:proofErr w:type="spellStart"/>
+            <w:r>
+              <w:rPr>
+                <w:rFonts w:cs="Times New Roman"/>
+                <w:b/>
+                <w:sz w:val="26"/>
+                <w:szCs w:val="26"/>
+              </w:rPr>
+              <w:t>tr</w:t>
+            </w:r>
+            <w:proofErr w:type="spellEnd"/>
+            <w:r>
+              <w:rPr>
+                <w:rFonts w:cs="Times New Roman"/>
+                <w:b/>
+                <w:sz w:val="26"/>
+                <w:szCs w:val="26"/>
+              </w:rPr>
+              <w:t>/td/a</w:t>
             </w:r>
           </w:p>
         </w:tc>
@@ -1127,6 +1859,7 @@
                 <w:szCs w:val="26"/>
               </w:rPr>
             </w:pPr>
+            <w:proofErr w:type="spellStart"/>
             <w:r>
               <w:rPr>
                 <w:rFonts w:cs="Times New Roman"/>
@@ -1136,6 +1869,7 @@
               </w:rPr>
               <w:t>LinkItalia</w:t>
             </w:r>
+            <w:proofErr w:type="spellEnd"/>
           </w:p>
         </w:tc>
         <w:tc>
@@ -1160,7 +1894,27 @@
                 <w:sz w:val="26"/>
                 <w:szCs w:val="26"/>
               </w:rPr>
-              <w:t>//td[text()='Italy']/parent::tr/td/a</w:t>
+              <w:t>//td[text()='Italy']/parent::</w:t>
+            </w:r>
+            <w:proofErr w:type="spellStart"/>
+            <w:r>
+              <w:rPr>
+                <w:rFonts w:cs="Times New Roman"/>
+                <w:b/>
+                <w:sz w:val="26"/>
+                <w:szCs w:val="26"/>
+              </w:rPr>
+              <w:t>tr</w:t>
+            </w:r>
+            <w:proofErr w:type="spellEnd"/>
+            <w:r>
+              <w:rPr>
+                <w:rFonts w:cs="Times New Roman"/>
+                <w:b/>
+                <w:sz w:val="26"/>
+                <w:szCs w:val="26"/>
+              </w:rPr>
+              <w:t>/td/a</w:t>
             </w:r>
           </w:p>
         </w:tc>
